--- a/docs/publication/submissions/jlp_revision_2026-05-08/CHANGE_SUMMARY_TABLE.docx
+++ b/docs/publication/submissions/jlp_revision_2026-05-08/CHANGE_SUMMARY_TABLE.docx
@@ -130,7 +130,7 @@
               <w:jc w:val="right"/>
             </w:pPr>
             <w:r>
-              <w:t xml:space="preserve">12,932</w:t>
+              <w:t xml:space="preserve">12,984</w:t>
             </w:r>
           </w:p>
         </w:tc>
@@ -143,7 +143,7 @@
               <w:pStyle w:val="Compact"/>
             </w:pPr>
             <w:r>
-              <w:t xml:space="preserve">4,928 -&gt; 12,932 (+8,004, +162%)</w:t>
+              <w:t xml:space="preserve">4,928 -&gt; 12,984 (+8,056, +163%)</w:t>
             </w:r>
           </w:p>
         </w:tc>
@@ -242,7 +242,7 @@
               <w:jc w:val="right"/>
             </w:pPr>
             <w:r>
-              <w:t xml:space="preserve">248</w:t>
+              <w:t xml:space="preserve">249</w:t>
             </w:r>
           </w:p>
         </w:tc>
@@ -255,7 +255,7 @@
               <w:pStyle w:val="Compact"/>
             </w:pPr>
             <w:r>
-              <w:t xml:space="preserve">160 -&gt; 248 (+88, +55%)</w:t>
+              <w:t xml:space="preserve">160 -&gt; 249 (+89, +56%)</w:t>
             </w:r>
           </w:p>
         </w:tc>

--- a/docs/publication/submissions/jlp_revision_2026-05-08/CHANGE_SUMMARY_TABLE.docx
+++ b/docs/publication/submissions/jlp_revision_2026-05-08/CHANGE_SUMMARY_TABLE.docx
@@ -130,7 +130,7 @@
               <w:jc w:val="right"/>
             </w:pPr>
             <w:r>
-              <w:t xml:space="preserve">12,984</w:t>
+              <w:t xml:space="preserve">12,992</w:t>
             </w:r>
           </w:p>
         </w:tc>
@@ -143,7 +143,7 @@
               <w:pStyle w:val="Compact"/>
             </w:pPr>
             <w:r>
-              <w:t xml:space="preserve">4,928 -&gt; 12,984 (+8,056, +163%)</w:t>
+              <w:t xml:space="preserve">4,928 -&gt; 12,992 (+8,064, +164%)</w:t>
             </w:r>
           </w:p>
         </w:tc>
